--- a/ss.docx
+++ b/ss.docx
@@ -6,12 +6,19 @@
       <w:r>
         <w:t xml:space="preserve">Create a new folder with name </w:t>
       </w:r>
+      <w:proofErr w:type="spellStart"/>
       <w:r>
         <w:t>course_project_with_testing</w:t>
       </w:r>
-      <w:r>
-        <w:t xml:space="preserve"> and open it in vscode</w:t>
-      </w:r>
+      <w:proofErr w:type="spellEnd"/>
+      <w:r>
+        <w:t xml:space="preserve"> and open it in </w:t>
+      </w:r>
+      <w:proofErr w:type="spellStart"/>
+      <w:r>
+        <w:t>vscode</w:t>
+      </w:r>
+      <w:proofErr w:type="spellEnd"/>
     </w:p>
     <w:p>
       <w:r>
@@ -63,8 +70,21 @@
     </w:p>
     <w:p>
       <w:r>
-        <w:t>python -m venv venv</w:t>
-      </w:r>
+        <w:t xml:space="preserve">python -m </w:t>
+      </w:r>
+      <w:proofErr w:type="spellStart"/>
+      <w:r>
+        <w:t>venv</w:t>
+      </w:r>
+      <w:proofErr w:type="spellEnd"/>
+      <w:r>
+        <w:t xml:space="preserve"> </w:t>
+      </w:r>
+      <w:proofErr w:type="spellStart"/>
+      <w:r>
+        <w:t>venv</w:t>
+      </w:r>
+      <w:proofErr w:type="spellEnd"/>
     </w:p>
     <w:p>
       <w:r>
@@ -218,7 +238,15 @@
     <w:p>
       <w:r>
         <w:lastRenderedPageBreak/>
-        <w:t>Create a newdjango project using command</w:t>
+        <w:t xml:space="preserve">Create a </w:t>
+      </w:r>
+      <w:proofErr w:type="spellStart"/>
+      <w:r>
+        <w:t>newdjango</w:t>
+      </w:r>
+      <w:proofErr w:type="spellEnd"/>
+      <w:r>
+        <w:t xml:space="preserve"> project using command</w:t>
       </w:r>
     </w:p>
     <w:p>
@@ -239,6 +267,7 @@
         </w:rPr>
         <w:t xml:space="preserve"> </w:t>
       </w:r>
+      <w:proofErr w:type="spellStart"/>
       <w:r>
         <w:rPr>
           <w:b/>
@@ -246,8 +275,9 @@
           <w:sz w:val="28"/>
           <w:szCs w:val="28"/>
         </w:rPr>
-        <w:t>django-admin startproject course_project_with_testing .</w:t>
-      </w:r>
+        <w:t>django</w:t>
+      </w:r>
+      <w:proofErr w:type="spellEnd"/>
       <w:r>
         <w:rPr>
           <w:b/>
@@ -255,26 +285,116 @@
           <w:sz w:val="28"/>
           <w:szCs w:val="28"/>
         </w:rPr>
+        <w:t xml:space="preserve">-admin </w:t>
+      </w:r>
+      <w:proofErr w:type="spellStart"/>
+      <w:r>
+        <w:rPr>
+          <w:b/>
+          <w:bCs/>
+          <w:sz w:val="28"/>
+          <w:szCs w:val="28"/>
+        </w:rPr>
+        <w:t>startproject</w:t>
+      </w:r>
+      <w:proofErr w:type="spellEnd"/>
+      <w:r>
+        <w:rPr>
+          <w:b/>
+          <w:bCs/>
+          <w:sz w:val="28"/>
+          <w:szCs w:val="28"/>
+        </w:rPr>
+        <w:t xml:space="preserve"> </w:t>
+      </w:r>
+      <w:proofErr w:type="spellStart"/>
+      <w:r>
+        <w:rPr>
+          <w:b/>
+          <w:bCs/>
+          <w:sz w:val="28"/>
+          <w:szCs w:val="28"/>
+        </w:rPr>
+        <w:t>course_project_with_</w:t>
+      </w:r>
+      <w:proofErr w:type="gramStart"/>
+      <w:r>
+        <w:rPr>
+          <w:b/>
+          <w:bCs/>
+          <w:sz w:val="28"/>
+          <w:szCs w:val="28"/>
+        </w:rPr>
+        <w:t>testing</w:t>
+      </w:r>
+      <w:proofErr w:type="spellEnd"/>
+      <w:r>
+        <w:rPr>
+          <w:b/>
+          <w:bCs/>
+          <w:sz w:val="28"/>
+          <w:szCs w:val="28"/>
+        </w:rPr>
+        <w:t xml:space="preserve"> .</w:t>
+      </w:r>
+      <w:proofErr w:type="gramEnd"/>
+      <w:r>
+        <w:rPr>
+          <w:b/>
+          <w:bCs/>
+          <w:sz w:val="28"/>
+          <w:szCs w:val="28"/>
+        </w:rPr>
         <w:t xml:space="preserve">   </w:t>
       </w:r>
     </w:p>
     <w:p>
       <w:r>
-        <w:t xml:space="preserve">don’t forget  . at the end it will create a new project in same directory </w:t>
-      </w:r>
-    </w:p>
-    <w:p/>
-    <w:p/>
-    <w:p/>
-    <w:p>
-      <w:r>
-        <w:t xml:space="preserve">then create a new app with command : </w:t>
+        <w:t xml:space="preserve">don’t </w:t>
+      </w:r>
+      <w:proofErr w:type="gramStart"/>
+      <w:r>
+        <w:t>forget  .</w:t>
+      </w:r>
+      <w:proofErr w:type="gramEnd"/>
+      <w:r>
+        <w:t xml:space="preserve"> at the end it will create a new project in same directory </w:t>
+      </w:r>
+    </w:p>
+    <w:p/>
+    <w:p/>
+    <w:p/>
+    <w:p>
+      <w:r>
+        <w:t xml:space="preserve">then create a new app with </w:t>
+      </w:r>
+      <w:proofErr w:type="gramStart"/>
+      <w:r>
+        <w:t>command :</w:t>
+      </w:r>
+      <w:proofErr w:type="gramEnd"/>
+      <w:r>
+        <w:t xml:space="preserve"> </w:t>
       </w:r>
       <w:r>
         <w:rPr>
           <w:highlight w:val="yellow"/>
         </w:rPr>
-        <w:t>python manage.py startapp courses</w:t>
+        <w:t xml:space="preserve">python manage.py </w:t>
+      </w:r>
+      <w:proofErr w:type="spellStart"/>
+      <w:r>
+        <w:rPr>
+          <w:highlight w:val="yellow"/>
+        </w:rPr>
+        <w:t>startapp</w:t>
+      </w:r>
+      <w:proofErr w:type="spellEnd"/>
+      <w:r>
+        <w:rPr>
+          <w:highlight w:val="yellow"/>
+        </w:rPr>
+        <w:t xml:space="preserve"> courses</w:t>
       </w:r>
     </w:p>
     <w:p>
@@ -320,8 +440,13 @@
       </w:r>
     </w:p>
     <w:p>
-      <w:r>
-        <w:t>Registed this app in our installed app section of setting.py</w:t>
+      <w:proofErr w:type="spellStart"/>
+      <w:r>
+        <w:t>Registed</w:t>
+      </w:r>
+      <w:proofErr w:type="spellEnd"/>
+      <w:r>
+        <w:t xml:space="preserve"> this app in our installed app section of setting.py</w:t>
       </w:r>
     </w:p>
     <w:p>
@@ -370,7 +495,15 @@
     <w:p/>
     <w:p>
       <w:r>
-        <w:t xml:space="preserve">Initial project check : python manage.py check </w:t>
+        <w:t xml:space="preserve">Initial project </w:t>
+      </w:r>
+      <w:proofErr w:type="gramStart"/>
+      <w:r>
+        <w:t>check :</w:t>
+      </w:r>
+      <w:proofErr w:type="gramEnd"/>
+      <w:r>
+        <w:t xml:space="preserve"> python manage.py check </w:t>
       </w:r>
     </w:p>
     <w:p>
@@ -559,8 +692,13 @@
     </w:p>
     <w:p/>
     <w:p>
-      <w:r>
-        <w:t xml:space="preserve">Createa and apply the migrations </w:t>
+      <w:proofErr w:type="spellStart"/>
+      <w:r>
+        <w:t>Createa</w:t>
+      </w:r>
+      <w:proofErr w:type="spellEnd"/>
+      <w:r>
+        <w:t xml:space="preserve"> and apply the migrations </w:t>
       </w:r>
     </w:p>
     <w:p>
@@ -613,7 +751,15 @@
     </w:p>
     <w:p>
       <w:r>
-        <w:t xml:space="preserve">Create a new file with name forms.py im course folder </w:t>
+        <w:t xml:space="preserve">Create a new file with name forms.py </w:t>
+      </w:r>
+      <w:proofErr w:type="spellStart"/>
+      <w:r>
+        <w:t>im</w:t>
+      </w:r>
+      <w:proofErr w:type="spellEnd"/>
+      <w:r>
+        <w:t xml:space="preserve"> course folder </w:t>
       </w:r>
     </w:p>
     <w:p>
@@ -751,6 +897,626 @@
         </w:drawing>
       </w:r>
     </w:p>
+    <w:p/>
+    <w:p>
+      <w:r>
+        <w:t xml:space="preserve">Create urls.py in courses </w:t>
+      </w:r>
+    </w:p>
+    <w:p/>
+    <w:p>
+      <w:r>
+        <w:rPr>
+          <w:noProof/>
+        </w:rPr>
+        <w:drawing>
+          <wp:inline distT="0" distB="0" distL="0" distR="0" wp14:anchorId="0A1BA047" wp14:editId="4AA6EC86">
+            <wp:extent cx="5731510" cy="3222625"/>
+            <wp:effectExtent l="0" t="0" r="2540" b="0"/>
+            <wp:docPr id="978763566" name="Picture 1"/>
+            <wp:cNvGraphicFramePr>
+              <a:graphicFrameLocks xmlns:a="http://schemas.openxmlformats.org/drawingml/2006/main" noChangeAspect="1"/>
+            </wp:cNvGraphicFramePr>
+            <a:graphic xmlns:a="http://schemas.openxmlformats.org/drawingml/2006/main">
+              <a:graphicData uri="http://schemas.openxmlformats.org/drawingml/2006/picture">
+                <pic:pic xmlns:pic="http://schemas.openxmlformats.org/drawingml/2006/picture">
+                  <pic:nvPicPr>
+                    <pic:cNvPr id="978763566" name=""/>
+                    <pic:cNvPicPr/>
+                  </pic:nvPicPr>
+                  <pic:blipFill>
+                    <a:blip r:embed="rId18"/>
+                    <a:stretch>
+                      <a:fillRect/>
+                    </a:stretch>
+                  </pic:blipFill>
+                  <pic:spPr>
+                    <a:xfrm>
+                      <a:off x="0" y="0"/>
+                      <a:ext cx="5731510" cy="3222625"/>
+                    </a:xfrm>
+                    <a:prstGeom prst="rect">
+                      <a:avLst/>
+                    </a:prstGeom>
+                  </pic:spPr>
+                </pic:pic>
+              </a:graphicData>
+            </a:graphic>
+          </wp:inline>
+        </w:drawing>
+      </w:r>
+    </w:p>
+    <w:p/>
+    <w:p>
+      <w:r>
+        <w:t>In project utls.py</w:t>
+      </w:r>
+    </w:p>
+    <w:p/>
+    <w:p>
+      <w:r>
+        <w:rPr>
+          <w:noProof/>
+        </w:rPr>
+        <w:lastRenderedPageBreak/>
+        <w:drawing>
+          <wp:inline distT="0" distB="0" distL="0" distR="0" wp14:anchorId="799F1891" wp14:editId="3D5FE3B9">
+            <wp:extent cx="5731510" cy="3222625"/>
+            <wp:effectExtent l="0" t="0" r="2540" b="0"/>
+            <wp:docPr id="141920364" name="Picture 1"/>
+            <wp:cNvGraphicFramePr>
+              <a:graphicFrameLocks xmlns:a="http://schemas.openxmlformats.org/drawingml/2006/main" noChangeAspect="1"/>
+            </wp:cNvGraphicFramePr>
+            <a:graphic xmlns:a="http://schemas.openxmlformats.org/drawingml/2006/main">
+              <a:graphicData uri="http://schemas.openxmlformats.org/drawingml/2006/picture">
+                <pic:pic xmlns:pic="http://schemas.openxmlformats.org/drawingml/2006/picture">
+                  <pic:nvPicPr>
+                    <pic:cNvPr id="141920364" name=""/>
+                    <pic:cNvPicPr/>
+                  </pic:nvPicPr>
+                  <pic:blipFill>
+                    <a:blip r:embed="rId19"/>
+                    <a:stretch>
+                      <a:fillRect/>
+                    </a:stretch>
+                  </pic:blipFill>
+                  <pic:spPr>
+                    <a:xfrm>
+                      <a:off x="0" y="0"/>
+                      <a:ext cx="5731510" cy="3222625"/>
+                    </a:xfrm>
+                    <a:prstGeom prst="rect">
+                      <a:avLst/>
+                    </a:prstGeom>
+                  </pic:spPr>
+                </pic:pic>
+              </a:graphicData>
+            </a:graphic>
+          </wp:inline>
+        </w:drawing>
+      </w:r>
+    </w:p>
+    <w:p/>
+    <w:p/>
+    <w:p>
+      <w:r>
+        <w:t>SET LOGIN URL in Setting.py</w:t>
+      </w:r>
+    </w:p>
+    <w:p/>
+    <w:p>
+      <w:r>
+        <w:rPr>
+          <w:noProof/>
+        </w:rPr>
+        <w:drawing>
+          <wp:inline distT="0" distB="0" distL="0" distR="0" wp14:anchorId="4C5CF778" wp14:editId="2C1CE308">
+            <wp:extent cx="5731510" cy="3222625"/>
+            <wp:effectExtent l="0" t="0" r="2540" b="0"/>
+            <wp:docPr id="918960475" name="Picture 1"/>
+            <wp:cNvGraphicFramePr>
+              <a:graphicFrameLocks xmlns:a="http://schemas.openxmlformats.org/drawingml/2006/main" noChangeAspect="1"/>
+            </wp:cNvGraphicFramePr>
+            <a:graphic xmlns:a="http://schemas.openxmlformats.org/drawingml/2006/main">
+              <a:graphicData uri="http://schemas.openxmlformats.org/drawingml/2006/picture">
+                <pic:pic xmlns:pic="http://schemas.openxmlformats.org/drawingml/2006/picture">
+                  <pic:nvPicPr>
+                    <pic:cNvPr id="918960475" name=""/>
+                    <pic:cNvPicPr/>
+                  </pic:nvPicPr>
+                  <pic:blipFill>
+                    <a:blip r:embed="rId20"/>
+                    <a:stretch>
+                      <a:fillRect/>
+                    </a:stretch>
+                  </pic:blipFill>
+                  <pic:spPr>
+                    <a:xfrm>
+                      <a:off x="0" y="0"/>
+                      <a:ext cx="5731510" cy="3222625"/>
+                    </a:xfrm>
+                    <a:prstGeom prst="rect">
+                      <a:avLst/>
+                    </a:prstGeom>
+                  </pic:spPr>
+                </pic:pic>
+              </a:graphicData>
+            </a:graphic>
+          </wp:inline>
+        </w:drawing>
+      </w:r>
+    </w:p>
+    <w:p/>
+    <w:p>
+      <w:r>
+        <w:t>Create the templates</w:t>
+      </w:r>
+    </w:p>
+    <w:p>
+      <w:r>
+        <w:t xml:space="preserve">Create template </w:t>
+      </w:r>
+      <w:proofErr w:type="gramStart"/>
+      <w:r>
+        <w:t>folder  and</w:t>
+      </w:r>
+      <w:proofErr w:type="gramEnd"/>
+      <w:r>
+        <w:t xml:space="preserve"> a </w:t>
+      </w:r>
+      <w:proofErr w:type="gramStart"/>
+      <w:r>
+        <w:t>subfolder courses</w:t>
+      </w:r>
+      <w:proofErr w:type="gramEnd"/>
+      <w:r>
+        <w:t xml:space="preserve"> inside it as shown below</w:t>
+      </w:r>
+    </w:p>
+    <w:p>
+      <w:r>
+        <w:rPr>
+          <w:noProof/>
+        </w:rPr>
+        <w:lastRenderedPageBreak/>
+        <w:drawing>
+          <wp:inline distT="0" distB="0" distL="0" distR="0" wp14:anchorId="3CE745FF" wp14:editId="7D24DD0F">
+            <wp:extent cx="5731510" cy="3222625"/>
+            <wp:effectExtent l="0" t="0" r="2540" b="0"/>
+            <wp:docPr id="926522693" name="Picture 1"/>
+            <wp:cNvGraphicFramePr>
+              <a:graphicFrameLocks xmlns:a="http://schemas.openxmlformats.org/drawingml/2006/main" noChangeAspect="1"/>
+            </wp:cNvGraphicFramePr>
+            <a:graphic xmlns:a="http://schemas.openxmlformats.org/drawingml/2006/main">
+              <a:graphicData uri="http://schemas.openxmlformats.org/drawingml/2006/picture">
+                <pic:pic xmlns:pic="http://schemas.openxmlformats.org/drawingml/2006/picture">
+                  <pic:nvPicPr>
+                    <pic:cNvPr id="926522693" name=""/>
+                    <pic:cNvPicPr/>
+                  </pic:nvPicPr>
+                  <pic:blipFill>
+                    <a:blip r:embed="rId21"/>
+                    <a:stretch>
+                      <a:fillRect/>
+                    </a:stretch>
+                  </pic:blipFill>
+                  <pic:spPr>
+                    <a:xfrm>
+                      <a:off x="0" y="0"/>
+                      <a:ext cx="5731510" cy="3222625"/>
+                    </a:xfrm>
+                    <a:prstGeom prst="rect">
+                      <a:avLst/>
+                    </a:prstGeom>
+                  </pic:spPr>
+                </pic:pic>
+              </a:graphicData>
+            </a:graphic>
+          </wp:inline>
+        </w:drawing>
+      </w:r>
+    </w:p>
+    <w:p/>
+    <w:p>
+      <w:r>
+        <w:rPr>
+          <w:noProof/>
+        </w:rPr>
+        <w:drawing>
+          <wp:inline distT="0" distB="0" distL="0" distR="0" wp14:anchorId="2C4F2D69" wp14:editId="67243F15">
+            <wp:extent cx="5731510" cy="3222625"/>
+            <wp:effectExtent l="0" t="0" r="2540" b="0"/>
+            <wp:docPr id="446920568" name="Picture 1"/>
+            <wp:cNvGraphicFramePr>
+              <a:graphicFrameLocks xmlns:a="http://schemas.openxmlformats.org/drawingml/2006/main" noChangeAspect="1"/>
+            </wp:cNvGraphicFramePr>
+            <a:graphic xmlns:a="http://schemas.openxmlformats.org/drawingml/2006/main">
+              <a:graphicData uri="http://schemas.openxmlformats.org/drawingml/2006/picture">
+                <pic:pic xmlns:pic="http://schemas.openxmlformats.org/drawingml/2006/picture">
+                  <pic:nvPicPr>
+                    <pic:cNvPr id="446920568" name=""/>
+                    <pic:cNvPicPr/>
+                  </pic:nvPicPr>
+                  <pic:blipFill>
+                    <a:blip r:embed="rId22"/>
+                    <a:stretch>
+                      <a:fillRect/>
+                    </a:stretch>
+                  </pic:blipFill>
+                  <pic:spPr>
+                    <a:xfrm>
+                      <a:off x="0" y="0"/>
+                      <a:ext cx="5731510" cy="3222625"/>
+                    </a:xfrm>
+                    <a:prstGeom prst="rect">
+                      <a:avLst/>
+                    </a:prstGeom>
+                  </pic:spPr>
+                </pic:pic>
+              </a:graphicData>
+            </a:graphic>
+          </wp:inline>
+        </w:drawing>
+      </w:r>
+    </w:p>
+    <w:p/>
+    <w:p>
+      <w:r>
+        <w:t xml:space="preserve">Then create </w:t>
+      </w:r>
+      <w:proofErr w:type="spellStart"/>
+      <w:r>
+        <w:t>onw</w:t>
+      </w:r>
+      <w:proofErr w:type="spellEnd"/>
+      <w:r>
+        <w:t xml:space="preserve"> more folder with name registration inside </w:t>
+      </w:r>
+      <w:proofErr w:type="spellStart"/>
+      <w:r>
+        <w:t>templatea</w:t>
+      </w:r>
+      <w:proofErr w:type="spellEnd"/>
+      <w:r>
+        <w:t xml:space="preserve"> and create login.html in it as shown below</w:t>
+      </w:r>
+    </w:p>
+    <w:p>
+      <w:r>
+        <w:t>Course_detail.html</w:t>
+      </w:r>
+    </w:p>
+    <w:p>
+      <w:r>
+        <w:rPr>
+          <w:noProof/>
+        </w:rPr>
+        <w:lastRenderedPageBreak/>
+        <w:drawing>
+          <wp:inline distT="0" distB="0" distL="0" distR="0" wp14:anchorId="5FD43E74" wp14:editId="60E6BD5A">
+            <wp:extent cx="5731510" cy="3222625"/>
+            <wp:effectExtent l="0" t="0" r="2540" b="0"/>
+            <wp:docPr id="872902010" name="Picture 1"/>
+            <wp:cNvGraphicFramePr>
+              <a:graphicFrameLocks xmlns:a="http://schemas.openxmlformats.org/drawingml/2006/main" noChangeAspect="1"/>
+            </wp:cNvGraphicFramePr>
+            <a:graphic xmlns:a="http://schemas.openxmlformats.org/drawingml/2006/main">
+              <a:graphicData uri="http://schemas.openxmlformats.org/drawingml/2006/picture">
+                <pic:pic xmlns:pic="http://schemas.openxmlformats.org/drawingml/2006/picture">
+                  <pic:nvPicPr>
+                    <pic:cNvPr id="872902010" name=""/>
+                    <pic:cNvPicPr/>
+                  </pic:nvPicPr>
+                  <pic:blipFill>
+                    <a:blip r:embed="rId23"/>
+                    <a:stretch>
+                      <a:fillRect/>
+                    </a:stretch>
+                  </pic:blipFill>
+                  <pic:spPr>
+                    <a:xfrm>
+                      <a:off x="0" y="0"/>
+                      <a:ext cx="5731510" cy="3222625"/>
+                    </a:xfrm>
+                    <a:prstGeom prst="rect">
+                      <a:avLst/>
+                    </a:prstGeom>
+                  </pic:spPr>
+                </pic:pic>
+              </a:graphicData>
+            </a:graphic>
+          </wp:inline>
+        </w:drawing>
+      </w:r>
+    </w:p>
+    <w:p/>
+    <w:p>
+      <w:r>
+        <w:t>Courseform.html</w:t>
+      </w:r>
+    </w:p>
+    <w:p>
+      <w:r>
+        <w:rPr>
+          <w:noProof/>
+        </w:rPr>
+        <w:drawing>
+          <wp:inline distT="0" distB="0" distL="0" distR="0" wp14:anchorId="5B5DC8E4" wp14:editId="10FAEE49">
+            <wp:extent cx="5731510" cy="3222625"/>
+            <wp:effectExtent l="0" t="0" r="2540" b="0"/>
+            <wp:docPr id="596968904" name="Picture 1"/>
+            <wp:cNvGraphicFramePr>
+              <a:graphicFrameLocks xmlns:a="http://schemas.openxmlformats.org/drawingml/2006/main" noChangeAspect="1"/>
+            </wp:cNvGraphicFramePr>
+            <a:graphic xmlns:a="http://schemas.openxmlformats.org/drawingml/2006/main">
+              <a:graphicData uri="http://schemas.openxmlformats.org/drawingml/2006/picture">
+                <pic:pic xmlns:pic="http://schemas.openxmlformats.org/drawingml/2006/picture">
+                  <pic:nvPicPr>
+                    <pic:cNvPr id="596968904" name=""/>
+                    <pic:cNvPicPr/>
+                  </pic:nvPicPr>
+                  <pic:blipFill>
+                    <a:blip r:embed="rId24"/>
+                    <a:stretch>
+                      <a:fillRect/>
+                    </a:stretch>
+                  </pic:blipFill>
+                  <pic:spPr>
+                    <a:xfrm>
+                      <a:off x="0" y="0"/>
+                      <a:ext cx="5731510" cy="3222625"/>
+                    </a:xfrm>
+                    <a:prstGeom prst="rect">
+                      <a:avLst/>
+                    </a:prstGeom>
+                  </pic:spPr>
+                </pic:pic>
+              </a:graphicData>
+            </a:graphic>
+          </wp:inline>
+        </w:drawing>
+      </w:r>
+    </w:p>
+    <w:p>
+      <w:r>
+        <w:t>Course_list.html</w:t>
+      </w:r>
+    </w:p>
+    <w:p>
+      <w:r>
+        <w:rPr>
+          <w:noProof/>
+        </w:rPr>
+        <w:lastRenderedPageBreak/>
+        <w:drawing>
+          <wp:inline distT="0" distB="0" distL="0" distR="0" wp14:anchorId="31F0D928" wp14:editId="753D0A13">
+            <wp:extent cx="5731510" cy="3222625"/>
+            <wp:effectExtent l="0" t="0" r="2540" b="0"/>
+            <wp:docPr id="1136179136" name="Picture 1"/>
+            <wp:cNvGraphicFramePr>
+              <a:graphicFrameLocks xmlns:a="http://schemas.openxmlformats.org/drawingml/2006/main" noChangeAspect="1"/>
+            </wp:cNvGraphicFramePr>
+            <a:graphic xmlns:a="http://schemas.openxmlformats.org/drawingml/2006/main">
+              <a:graphicData uri="http://schemas.openxmlformats.org/drawingml/2006/picture">
+                <pic:pic xmlns:pic="http://schemas.openxmlformats.org/drawingml/2006/picture">
+                  <pic:nvPicPr>
+                    <pic:cNvPr id="1136179136" name=""/>
+                    <pic:cNvPicPr/>
+                  </pic:nvPicPr>
+                  <pic:blipFill>
+                    <a:blip r:embed="rId25"/>
+                    <a:stretch>
+                      <a:fillRect/>
+                    </a:stretch>
+                  </pic:blipFill>
+                  <pic:spPr>
+                    <a:xfrm>
+                      <a:off x="0" y="0"/>
+                      <a:ext cx="5731510" cy="3222625"/>
+                    </a:xfrm>
+                    <a:prstGeom prst="rect">
+                      <a:avLst/>
+                    </a:prstGeom>
+                  </pic:spPr>
+                </pic:pic>
+              </a:graphicData>
+            </a:graphic>
+          </wp:inline>
+        </w:drawing>
+      </w:r>
+    </w:p>
+    <w:p>
+      <w:r>
+        <w:t>Dashboard.html</w:t>
+      </w:r>
+    </w:p>
+    <w:p>
+      <w:r>
+        <w:rPr>
+          <w:noProof/>
+        </w:rPr>
+        <w:drawing>
+          <wp:inline distT="0" distB="0" distL="0" distR="0" wp14:anchorId="6E55FA69" wp14:editId="2EF1B888">
+            <wp:extent cx="5731510" cy="3222625"/>
+            <wp:effectExtent l="0" t="0" r="2540" b="0"/>
+            <wp:docPr id="920315939" name="Picture 1"/>
+            <wp:cNvGraphicFramePr>
+              <a:graphicFrameLocks xmlns:a="http://schemas.openxmlformats.org/drawingml/2006/main" noChangeAspect="1"/>
+            </wp:cNvGraphicFramePr>
+            <a:graphic xmlns:a="http://schemas.openxmlformats.org/drawingml/2006/main">
+              <a:graphicData uri="http://schemas.openxmlformats.org/drawingml/2006/picture">
+                <pic:pic xmlns:pic="http://schemas.openxmlformats.org/drawingml/2006/picture">
+                  <pic:nvPicPr>
+                    <pic:cNvPr id="920315939" name=""/>
+                    <pic:cNvPicPr/>
+                  </pic:nvPicPr>
+                  <pic:blipFill>
+                    <a:blip r:embed="rId26"/>
+                    <a:stretch>
+                      <a:fillRect/>
+                    </a:stretch>
+                  </pic:blipFill>
+                  <pic:spPr>
+                    <a:xfrm>
+                      <a:off x="0" y="0"/>
+                      <a:ext cx="5731510" cy="3222625"/>
+                    </a:xfrm>
+                    <a:prstGeom prst="rect">
+                      <a:avLst/>
+                    </a:prstGeom>
+                  </pic:spPr>
+                </pic:pic>
+              </a:graphicData>
+            </a:graphic>
+          </wp:inline>
+        </w:drawing>
+      </w:r>
+    </w:p>
+    <w:p>
+      <w:r>
+        <w:t>Login.html</w:t>
+      </w:r>
+    </w:p>
+    <w:p>
+      <w:r>
+        <w:rPr>
+          <w:noProof/>
+        </w:rPr>
+        <w:lastRenderedPageBreak/>
+        <w:drawing>
+          <wp:inline distT="0" distB="0" distL="0" distR="0" wp14:anchorId="4D0AE69D" wp14:editId="09592835">
+            <wp:extent cx="5731510" cy="3222625"/>
+            <wp:effectExtent l="0" t="0" r="2540" b="0"/>
+            <wp:docPr id="1887047749" name="Picture 1"/>
+            <wp:cNvGraphicFramePr>
+              <a:graphicFrameLocks xmlns:a="http://schemas.openxmlformats.org/drawingml/2006/main" noChangeAspect="1"/>
+            </wp:cNvGraphicFramePr>
+            <a:graphic xmlns:a="http://schemas.openxmlformats.org/drawingml/2006/main">
+              <a:graphicData uri="http://schemas.openxmlformats.org/drawingml/2006/picture">
+                <pic:pic xmlns:pic="http://schemas.openxmlformats.org/drawingml/2006/picture">
+                  <pic:nvPicPr>
+                    <pic:cNvPr id="1887047749" name=""/>
+                    <pic:cNvPicPr/>
+                  </pic:nvPicPr>
+                  <pic:blipFill>
+                    <a:blip r:embed="rId27"/>
+                    <a:stretch>
+                      <a:fillRect/>
+                    </a:stretch>
+                  </pic:blipFill>
+                  <pic:spPr>
+                    <a:xfrm>
+                      <a:off x="0" y="0"/>
+                      <a:ext cx="5731510" cy="3222625"/>
+                    </a:xfrm>
+                    <a:prstGeom prst="rect">
+                      <a:avLst/>
+                    </a:prstGeom>
+                  </pic:spPr>
+                </pic:pic>
+              </a:graphicData>
+            </a:graphic>
+          </wp:inline>
+        </w:drawing>
+      </w:r>
+    </w:p>
+    <w:p/>
+    <w:p/>
+    <w:p/>
+    <w:p/>
+    <w:p/>
+    <w:p>
+      <w:r>
+        <w:t xml:space="preserve">Create </w:t>
+      </w:r>
+      <w:proofErr w:type="gramStart"/>
+      <w:r>
+        <w:t>a  user</w:t>
+      </w:r>
+      <w:proofErr w:type="gramEnd"/>
+      <w:r>
+        <w:t xml:space="preserve"> from shell for that first run the </w:t>
+      </w:r>
+      <w:proofErr w:type="spellStart"/>
+      <w:r>
+        <w:t>commange</w:t>
+      </w:r>
+      <w:proofErr w:type="spellEnd"/>
+      <w:r>
+        <w:t xml:space="preserve"> </w:t>
+      </w:r>
+    </w:p>
+    <w:p>
+      <w:r>
+        <w:t>python manage.py shell</w:t>
+      </w:r>
+    </w:p>
+    <w:p/>
+    <w:p>
+      <w:r>
+        <w:rPr>
+          <w:noProof/>
+        </w:rPr>
+        <w:drawing>
+          <wp:inline distT="0" distB="0" distL="0" distR="0" wp14:anchorId="5A31D2F2" wp14:editId="59D0C6D5">
+            <wp:extent cx="5731510" cy="3222625"/>
+            <wp:effectExtent l="0" t="0" r="2540" b="0"/>
+            <wp:docPr id="149556938" name="Picture 1"/>
+            <wp:cNvGraphicFramePr>
+              <a:graphicFrameLocks xmlns:a="http://schemas.openxmlformats.org/drawingml/2006/main" noChangeAspect="1"/>
+            </wp:cNvGraphicFramePr>
+            <a:graphic xmlns:a="http://schemas.openxmlformats.org/drawingml/2006/main">
+              <a:graphicData uri="http://schemas.openxmlformats.org/drawingml/2006/picture">
+                <pic:pic xmlns:pic="http://schemas.openxmlformats.org/drawingml/2006/picture">
+                  <pic:nvPicPr>
+                    <pic:cNvPr id="149556938" name=""/>
+                    <pic:cNvPicPr/>
+                  </pic:nvPicPr>
+                  <pic:blipFill>
+                    <a:blip r:embed="rId28"/>
+                    <a:stretch>
+                      <a:fillRect/>
+                    </a:stretch>
+                  </pic:blipFill>
+                  <pic:spPr>
+                    <a:xfrm>
+                      <a:off x="0" y="0"/>
+                      <a:ext cx="5731510" cy="3222625"/>
+                    </a:xfrm>
+                    <a:prstGeom prst="rect">
+                      <a:avLst/>
+                    </a:prstGeom>
+                  </pic:spPr>
+                </pic:pic>
+              </a:graphicData>
+            </a:graphic>
+          </wp:inline>
+        </w:drawing>
+      </w:r>
+    </w:p>
+    <w:p>
+      <w:r>
+        <w:lastRenderedPageBreak/>
+        <w:t xml:space="preserve">Write </w:t>
+      </w:r>
+      <w:proofErr w:type="gramStart"/>
+      <w:r>
+        <w:t>exit(</w:t>
+      </w:r>
+      <w:proofErr w:type="gramEnd"/>
+      <w:r>
+        <w:t>) to exit shell</w:t>
+      </w:r>
+    </w:p>
+    <w:p/>
+    <w:p>
+      <w:r>
+        <w:t>Go to tests.py of courses</w:t>
+      </w:r>
+    </w:p>
+    <w:p/>
+    <w:p/>
+    <w:p/>
     <w:p/>
     <w:p/>
     <w:sectPr>
